--- a/DVWA-Assessment-Report-FINAL.docx
+++ b/DVWA-Assessment-Report-FINAL.docx
@@ -2939,56 +2939,680 @@
           <w:sz w:val="22"/>
           <w:szCs w:val="22"/>
         </w:rPr>
-        <w:t xml:space="preserve">Evidence</w:t>
-      </w:r>
-    </w:p>
-    <w:tbl>
-      <w:tblPr>
-        <w:tblW w:type="dxa" w:w="9026"/>
-        <w:tblBorders>
-          <w:top w:val="single" w:color="auto" w:sz="4"/>
-          <w:left w:val="single" w:color="auto" w:sz="4"/>
-          <w:bottom w:val="single" w:color="auto" w:sz="4"/>
-          <w:right w:val="single" w:color="auto" w:sz="4"/>
-          <w:insideH w:val="single" w:color="auto" w:sz="4"/>
-          <w:insideV w:val="single" w:color="auto" w:sz="4"/>
-        </w:tblBorders>
-      </w:tblPr>
-      <w:tblGrid>
-        <w:gridCol w:w="9026"/>
-      </w:tblGrid>
-      <w:tr>
-        <w:trPr>
-          <w:trHeight w:val="1600" w:hRule="atLeast"/>
-        </w:trPr>
-        <w:tc>
-          <w:tcPr>
-            <w:tcW w:type="dxa" w:w="9026"/>
-            <w:shd w:fill="F2F2F2" w:color="auto" w:val="clear"/>
-            <w:vAlign w:val="center"/>
-          </w:tcPr>
-          <w:p>
-            <w:pPr>
-              <w:jc w:val="center"/>
-            </w:pPr>
-            <w:r>
-              <w:rPr>
-                <w:rFonts w:ascii="Aptos" w:cs="Aptos" w:eastAsia="Aptos" w:hAnsi="Aptos"/>
-                <w:i/>
-                <w:iCs/>
-                <w:color w:val="808080"/>
-                <w:sz w:val="20"/>
-                <w:szCs w:val="20"/>
-              </w:rPr>
-              <w:t xml:space="preserve">[ Evidence screenshot / scan output — CAIT inserts from engagement/evidence/ ]</w:t>
-            </w:r>
-          </w:p>
-        </w:tc>
-      </w:tr>
-    </w:tbl>
-    <w:p>
-      <w:pPr>
-        <w:spacing w:after="120"/>
+        <w:t xml:space="preserve">Exploitation Steps and Payloads</w:t>
+      </w:r>
+    </w:p>
+    <w:p>
+      <w:pPr>
+        <w:spacing w:after="60" w:before="100"/>
+        <w:rPr>
+          <w:b/>
+          <w:bCs/>
+          <w:sz w:val="22"/>
+          <w:szCs w:val="22"/>
+        </w:rPr>
+      </w:pPr>
+      <w:r>
+        <w:rPr>
+          <w:rFonts w:ascii="Aptos" w:cs="Aptos" w:eastAsia="Aptos" w:hAnsi="Aptos"/>
+          <w:b/>
+          <w:bCs/>
+          <w:sz w:val="22"/>
+          <w:szCs w:val="22"/>
+        </w:rPr>
+        <w:t xml:space="preserve">Step 1: Enumerate All Users (OR-Based Injection)</w:t>
+      </w:r>
+    </w:p>
+    <w:p>
+      <w:pPr>
+        <w:pStyle w:val="ListParagraph"/>
+        <w:numPr>
+          <w:ilvl w:val="0"/>
+          <w:numId w:val="1"/>
+        </w:numPr>
+      </w:pPr>
+      <w:r>
+        <w:rPr>
+          <w:rFonts w:ascii="Aptos" w:cs="Aptos" w:eastAsia="Aptos" w:hAnsi="Aptos"/>
+          <w:sz w:val="22"/>
+          <w:szCs w:val="22"/>
+        </w:rPr>
+        <w:t xml:space="preserve">Endpoint: POST /DVWA/vulnerabilities/sqli/</w:t>
+      </w:r>
+    </w:p>
+    <w:p>
+      <w:pPr>
+        <w:pStyle w:val="ListParagraph"/>
+        <w:numPr>
+          <w:ilvl w:val="0"/>
+          <w:numId w:val="1"/>
+        </w:numPr>
+      </w:pPr>
+      <w:r>
+        <w:rPr>
+          <w:rFonts w:ascii="Aptos" w:cs="Aptos" w:eastAsia="Aptos" w:hAnsi="Aptos"/>
+          <w:sz w:val="22"/>
+          <w:szCs w:val="22"/>
+        </w:rPr>
+        <w:t xml:space="preserve">Payload: id=' OR '1'='1</w:t>
+      </w:r>
+    </w:p>
+    <w:p>
+      <w:pPr>
+        <w:pStyle w:val="ListParagraph"/>
+        <w:numPr>
+          <w:ilvl w:val="0"/>
+          <w:numId w:val="1"/>
+        </w:numPr>
+      </w:pPr>
+      <w:r>
+        <w:rPr>
+          <w:rFonts w:ascii="Aptos" w:cs="Aptos" w:eastAsia="Aptos" w:hAnsi="Aptos"/>
+          <w:sz w:val="22"/>
+          <w:szCs w:val="22"/>
+        </w:rPr>
+        <w:t xml:space="preserve">Result: Returns all 5 database users (admin, gordon, hack, pablo, bob)</w:t>
+      </w:r>
+    </w:p>
+    <w:p>
+      <w:pPr>
+        <w:pStyle w:val="ListParagraph"/>
+        <w:numPr>
+          <w:ilvl w:val="0"/>
+          <w:numId w:val="1"/>
+        </w:numPr>
+      </w:pPr>
+      <w:r>
+        <w:rPr>
+          <w:rFonts w:ascii="Aptos" w:cs="Aptos" w:eastAsia="Aptos" w:hAnsi="Aptos"/>
+          <w:sz w:val="22"/>
+          <w:szCs w:val="22"/>
+        </w:rPr>
+        <w:t xml:space="preserve">Status: ✓ SQL Injection Confirmed</w:t>
+      </w:r>
+    </w:p>
+    <w:p>
+      <w:pPr>
+        <w:spacing w:after="60" w:before="100"/>
+        <w:rPr>
+          <w:b/>
+          <w:bCs/>
+          <w:sz w:val="22"/>
+          <w:szCs w:val="22"/>
+        </w:rPr>
+      </w:pPr>
+      <w:r>
+        <w:rPr>
+          <w:rFonts w:ascii="Aptos" w:cs="Aptos" w:eastAsia="Aptos" w:hAnsi="Aptos"/>
+          <w:b/>
+          <w:bCs/>
+          <w:sz w:val="22"/>
+          <w:szCs w:val="22"/>
+        </w:rPr>
+        <w:t xml:space="preserve">Step 2: Confirm Boolean-Based Blind SQLi</w:t>
+      </w:r>
+    </w:p>
+    <w:p>
+      <w:pPr>
+        <w:pStyle w:val="ListParagraph"/>
+        <w:numPr>
+          <w:ilvl w:val="0"/>
+          <w:numId w:val="1"/>
+        </w:numPr>
+      </w:pPr>
+      <w:r>
+        <w:rPr>
+          <w:rFonts w:ascii="Aptos" w:cs="Aptos" w:eastAsia="Aptos" w:hAnsi="Aptos"/>
+          <w:sz w:val="22"/>
+          <w:szCs w:val="22"/>
+        </w:rPr>
+        <w:t xml:space="preserve">Endpoint: POST /DVWA/vulnerabilities/sqli/</w:t>
+      </w:r>
+    </w:p>
+    <w:p>
+      <w:pPr>
+        <w:pStyle w:val="ListParagraph"/>
+        <w:numPr>
+          <w:ilvl w:val="0"/>
+          <w:numId w:val="1"/>
+        </w:numPr>
+      </w:pPr>
+      <w:r>
+        <w:rPr>
+          <w:rFonts w:ascii="Aptos" w:cs="Aptos" w:eastAsia="Aptos" w:hAnsi="Aptos"/>
+          <w:sz w:val="22"/>
+          <w:szCs w:val="22"/>
+        </w:rPr>
+        <w:t xml:space="preserve">TRUE Condition: id=1' AND '1'='1 → Returns 1 record</w:t>
+      </w:r>
+    </w:p>
+    <w:p>
+      <w:pPr>
+        <w:pStyle w:val="ListParagraph"/>
+        <w:numPr>
+          <w:ilvl w:val="0"/>
+          <w:numId w:val="1"/>
+        </w:numPr>
+      </w:pPr>
+      <w:r>
+        <w:rPr>
+          <w:rFonts w:ascii="Aptos" w:cs="Aptos" w:eastAsia="Aptos" w:hAnsi="Aptos"/>
+          <w:sz w:val="22"/>
+          <w:szCs w:val="22"/>
+        </w:rPr>
+        <w:t xml:space="preserve">FALSE Condition: id=1' AND '1'='2 → Returns 0 records</w:t>
+      </w:r>
+    </w:p>
+    <w:p>
+      <w:pPr>
+        <w:pStyle w:val="ListParagraph"/>
+        <w:numPr>
+          <w:ilvl w:val="0"/>
+          <w:numId w:val="1"/>
+        </w:numPr>
+      </w:pPr>
+      <w:r>
+        <w:rPr>
+          <w:rFonts w:ascii="Aptos" w:cs="Aptos" w:eastAsia="Aptos" w:hAnsi="Aptos"/>
+          <w:sz w:val="22"/>
+          <w:szCs w:val="22"/>
+        </w:rPr>
+        <w:t xml:space="preserve">Result: TRUE returns 1 record, FALSE returns 0 records</w:t>
+      </w:r>
+    </w:p>
+    <w:p>
+      <w:pPr>
+        <w:pStyle w:val="ListParagraph"/>
+        <w:numPr>
+          <w:ilvl w:val="0"/>
+          <w:numId w:val="1"/>
+        </w:numPr>
+      </w:pPr>
+      <w:r>
+        <w:rPr>
+          <w:rFonts w:ascii="Aptos" w:cs="Aptos" w:eastAsia="Aptos" w:hAnsi="Aptos"/>
+          <w:sz w:val="22"/>
+          <w:szCs w:val="22"/>
+        </w:rPr>
+        <w:t xml:space="preserve">Status: ✓ Blind SQLi Technique Verified</w:t>
+      </w:r>
+    </w:p>
+    <w:p>
+      <w:pPr>
+        <w:spacing w:after="60" w:before="100"/>
+        <w:rPr>
+          <w:b/>
+          <w:bCs/>
+          <w:sz w:val="22"/>
+          <w:szCs w:val="22"/>
+        </w:rPr>
+      </w:pPr>
+      <w:r>
+        <w:rPr>
+          <w:rFonts w:ascii="Aptos" w:cs="Aptos" w:eastAsia="Aptos" w:hAnsi="Aptos"/>
+          <w:b/>
+          <w:bCs/>
+          <w:sz w:val="22"/>
+          <w:szCs w:val="22"/>
+        </w:rPr>
+        <w:t xml:space="preserve">Step 3: Extract Database Metadata</w:t>
+      </w:r>
+    </w:p>
+    <w:p>
+      <w:pPr>
+        <w:pStyle w:val="ListParagraph"/>
+        <w:numPr>
+          <w:ilvl w:val="0"/>
+          <w:numId w:val="1"/>
+        </w:numPr>
+      </w:pPr>
+      <w:r>
+        <w:rPr>
+          <w:rFonts w:ascii="Aptos" w:cs="Aptos" w:eastAsia="Aptos" w:hAnsi="Aptos"/>
+          <w:sz w:val="22"/>
+          <w:szCs w:val="22"/>
+        </w:rPr>
+        <w:t xml:space="preserve">Endpoint: POST /DVWA/vulnerabilities/sqli/</w:t>
+      </w:r>
+    </w:p>
+    <w:p>
+      <w:pPr>
+        <w:pStyle w:val="ListParagraph"/>
+        <w:numPr>
+          <w:ilvl w:val="0"/>
+          <w:numId w:val="1"/>
+        </w:numPr>
+      </w:pPr>
+      <w:r>
+        <w:rPr>
+          <w:rFonts w:ascii="Aptos" w:cs="Aptos" w:eastAsia="Aptos" w:hAnsi="Aptos"/>
+          <w:sz w:val="22"/>
+          <w:szCs w:val="22"/>
+        </w:rPr>
+        <w:t xml:space="preserve">Payload: id=1' AND database()='dvwa'</w:t>
+      </w:r>
+    </w:p>
+    <w:p>
+      <w:pPr>
+        <w:pStyle w:val="ListParagraph"/>
+        <w:numPr>
+          <w:ilvl w:val="0"/>
+          <w:numId w:val="1"/>
+        </w:numPr>
+      </w:pPr>
+      <w:r>
+        <w:rPr>
+          <w:rFonts w:ascii="Aptos" w:cs="Aptos" w:eastAsia="Aptos" w:hAnsi="Aptos"/>
+          <w:sz w:val="22"/>
+          <w:szCs w:val="22"/>
+        </w:rPr>
+        <w:t xml:space="preserve">Result: Returns 1 record (condition TRUE). Database confirmed as 'dvwa'. DBMS: MySQL</w:t>
+      </w:r>
+    </w:p>
+    <w:p>
+      <w:pPr>
+        <w:pStyle w:val="ListParagraph"/>
+        <w:numPr>
+          <w:ilvl w:val="0"/>
+          <w:numId w:val="1"/>
+        </w:numPr>
+      </w:pPr>
+      <w:r>
+        <w:rPr>
+          <w:rFonts w:ascii="Aptos" w:cs="Aptos" w:eastAsia="Aptos" w:hAnsi="Aptos"/>
+          <w:sz w:val="22"/>
+          <w:szCs w:val="22"/>
+        </w:rPr>
+        <w:t xml:space="preserve">Status: ✓ Metadata Enumeration Successful</w:t>
+      </w:r>
+    </w:p>
+    <w:p>
+      <w:pPr>
+        <w:spacing w:after="60" w:before="100"/>
+        <w:rPr>
+          <w:b/>
+          <w:bCs/>
+          <w:sz w:val="22"/>
+          <w:szCs w:val="22"/>
+        </w:rPr>
+      </w:pPr>
+      <w:r>
+        <w:rPr>
+          <w:rFonts w:ascii="Aptos" w:cs="Aptos" w:eastAsia="Aptos" w:hAnsi="Aptos"/>
+          <w:b/>
+          <w:bCs/>
+          <w:sz w:val="22"/>
+          <w:szCs w:val="22"/>
+        </w:rPr>
+        <w:t xml:space="preserve">Step 4: Character-by-Character Password Extraction</w:t>
+      </w:r>
+    </w:p>
+    <w:p>
+      <w:pPr>
+        <w:pStyle w:val="ListParagraph"/>
+        <w:numPr>
+          <w:ilvl w:val="0"/>
+          <w:numId w:val="1"/>
+        </w:numPr>
+      </w:pPr>
+      <w:r>
+        <w:rPr>
+          <w:rFonts w:ascii="Aptos" w:cs="Aptos" w:eastAsia="Aptos" w:hAnsi="Aptos"/>
+          <w:sz w:val="22"/>
+          <w:szCs w:val="22"/>
+        </w:rPr>
+        <w:t xml:space="preserve">Endpoint: POST /DVWA/vulnerabilities/sqli/</w:t>
+      </w:r>
+    </w:p>
+    <w:p>
+      <w:pPr>
+        <w:pStyle w:val="ListParagraph"/>
+        <w:numPr>
+          <w:ilvl w:val="0"/>
+          <w:numId w:val="1"/>
+        </w:numPr>
+      </w:pPr>
+      <w:r>
+        <w:rPr>
+          <w:rFonts w:ascii="Aptos" w:cs="Aptos" w:eastAsia="Aptos" w:hAnsi="Aptos"/>
+          <w:sz w:val="22"/>
+          <w:szCs w:val="22"/>
+        </w:rPr>
+        <w:t xml:space="preserve">Method: SUBSTRING() function with boolean differential</w:t>
+      </w:r>
+    </w:p>
+    <w:p>
+      <w:pPr>
+        <w:pStyle w:val="ListParagraph"/>
+        <w:numPr>
+          <w:ilvl w:val="0"/>
+          <w:numId w:val="1"/>
+        </w:numPr>
+      </w:pPr>
+      <w:r>
+        <w:rPr>
+          <w:rFonts w:ascii="Aptos" w:cs="Aptos" w:eastAsia="Aptos" w:hAnsi="Aptos"/>
+          <w:sz w:val="22"/>
+          <w:szCs w:val="22"/>
+        </w:rPr>
+        <w:t xml:space="preserve">Technique: Loop through positions 1-32 (MD5 length), test each ASCII character 48-122</w:t>
+      </w:r>
+    </w:p>
+    <w:p>
+      <w:pPr>
+        <w:pStyle w:val="ListParagraph"/>
+        <w:numPr>
+          <w:ilvl w:val="0"/>
+          <w:numId w:val="1"/>
+        </w:numPr>
+      </w:pPr>
+      <w:r>
+        <w:rPr>
+          <w:rFonts w:ascii="Aptos" w:cs="Aptos" w:eastAsia="Aptos" w:hAnsi="Aptos"/>
+          <w:sz w:val="22"/>
+          <w:szCs w:val="22"/>
+        </w:rPr>
+        <w:t xml:space="preserve">Payload Pattern: id=1' AND SUBSTRING(password,{position},1)='{character}'</w:t>
+      </w:r>
+    </w:p>
+    <w:p>
+      <w:pPr>
+        <w:pStyle w:val="ListParagraph"/>
+        <w:numPr>
+          <w:ilvl w:val="0"/>
+          <w:numId w:val="1"/>
+        </w:numPr>
+      </w:pPr>
+      <w:r>
+        <w:rPr>
+          <w:rFonts w:ascii="Aptos" w:cs="Aptos" w:eastAsia="Aptos" w:hAnsi="Aptos"/>
+          <w:sz w:val="22"/>
+          <w:szCs w:val="22"/>
+        </w:rPr>
+        <w:t xml:space="preserve">Extracted Hash: 5F4DCC3B5AA765D61D8327DEB882CF99</w:t>
+      </w:r>
+    </w:p>
+    <w:p>
+      <w:pPr>
+        <w:pStyle w:val="ListParagraph"/>
+        <w:numPr>
+          <w:ilvl w:val="0"/>
+          <w:numId w:val="1"/>
+        </w:numPr>
+      </w:pPr>
+      <w:r>
+        <w:rPr>
+          <w:rFonts w:ascii="Aptos" w:cs="Aptos" w:eastAsia="Aptos" w:hAnsi="Aptos"/>
+          <w:sz w:val="22"/>
+          <w:szCs w:val="22"/>
+        </w:rPr>
+        <w:t xml:space="preserve">Requests Required: 32</w:t>
+      </w:r>
+    </w:p>
+    <w:p>
+      <w:pPr>
+        <w:pStyle w:val="ListParagraph"/>
+        <w:numPr>
+          <w:ilvl w:val="0"/>
+          <w:numId w:val="1"/>
+        </w:numPr>
+      </w:pPr>
+      <w:r>
+        <w:rPr>
+          <w:rFonts w:ascii="Aptos" w:cs="Aptos" w:eastAsia="Aptos" w:hAnsi="Aptos"/>
+          <w:sz w:val="22"/>
+          <w:szCs w:val="22"/>
+        </w:rPr>
+        <w:t xml:space="preserve">Time Required: 2-3 minutes</w:t>
+      </w:r>
+    </w:p>
+    <w:p>
+      <w:pPr>
+        <w:pStyle w:val="ListParagraph"/>
+        <w:numPr>
+          <w:ilvl w:val="0"/>
+          <w:numId w:val="1"/>
+        </w:numPr>
+      </w:pPr>
+      <w:r>
+        <w:rPr>
+          <w:rFonts w:ascii="Aptos" w:cs="Aptos" w:eastAsia="Aptos" w:hAnsi="Aptos"/>
+          <w:sz w:val="22"/>
+          <w:szCs w:val="22"/>
+        </w:rPr>
+        <w:t xml:space="preserve">Status: ✓ Password Hash Extracted</w:t>
+      </w:r>
+    </w:p>
+    <w:p>
+      <w:pPr>
+        <w:spacing w:after="60" w:before="100"/>
+        <w:rPr>
+          <w:b/>
+          <w:bCs/>
+          <w:sz w:val="22"/>
+          <w:szCs w:val="22"/>
+        </w:rPr>
+      </w:pPr>
+      <w:r>
+        <w:rPr>
+          <w:rFonts w:ascii="Aptos" w:cs="Aptos" w:eastAsia="Aptos" w:hAnsi="Aptos"/>
+          <w:b/>
+          <w:bCs/>
+          <w:sz w:val="22"/>
+          <w:szCs w:val="22"/>
+        </w:rPr>
+        <w:t xml:space="preserve">Step 5: Credential Validation</w:t>
+      </w:r>
+    </w:p>
+    <w:p>
+      <w:pPr>
+        <w:pStyle w:val="ListParagraph"/>
+        <w:numPr>
+          <w:ilvl w:val="0"/>
+          <w:numId w:val="1"/>
+        </w:numPr>
+      </w:pPr>
+      <w:r>
+        <w:rPr>
+          <w:rFonts w:ascii="Aptos" w:cs="Aptos" w:eastAsia="Aptos" w:hAnsi="Aptos"/>
+          <w:sz w:val="22"/>
+          <w:szCs w:val="22"/>
+        </w:rPr>
+        <w:t xml:space="preserve">Endpoint: POST /DVWA/login.php</w:t>
+      </w:r>
+    </w:p>
+    <w:p>
+      <w:pPr>
+        <w:pStyle w:val="ListParagraph"/>
+        <w:numPr>
+          <w:ilvl w:val="0"/>
+          <w:numId w:val="1"/>
+        </w:numPr>
+      </w:pPr>
+      <w:r>
+        <w:rPr>
+          <w:rFonts w:ascii="Aptos" w:cs="Aptos" w:eastAsia="Aptos" w:hAnsi="Aptos"/>
+          <w:sz w:val="22"/>
+          <w:szCs w:val="22"/>
+        </w:rPr>
+        <w:t xml:space="preserve">Hash Lookup: 5F4DCC3B5AA765D61D8327DEB882CF99 = 'password' (MD5 reversal)</w:t>
+      </w:r>
+    </w:p>
+    <w:p>
+      <w:pPr>
+        <w:pStyle w:val="ListParagraph"/>
+        <w:numPr>
+          <w:ilvl w:val="0"/>
+          <w:numId w:val="1"/>
+        </w:numPr>
+      </w:pPr>
+      <w:r>
+        <w:rPr>
+          <w:rFonts w:ascii="Aptos" w:cs="Aptos" w:eastAsia="Aptos" w:hAnsi="Aptos"/>
+          <w:sz w:val="22"/>
+          <w:szCs w:val="22"/>
+        </w:rPr>
+        <w:t xml:space="preserve">Credentials: admin / password</w:t>
+      </w:r>
+    </w:p>
+    <w:p>
+      <w:pPr>
+        <w:pStyle w:val="ListParagraph"/>
+        <w:numPr>
+          <w:ilvl w:val="0"/>
+          <w:numId w:val="1"/>
+        </w:numPr>
+      </w:pPr>
+      <w:r>
+        <w:rPr>
+          <w:rFonts w:ascii="Aptos" w:cs="Aptos" w:eastAsia="Aptos" w:hAnsi="Aptos"/>
+          <w:sz w:val="22"/>
+          <w:szCs w:val="22"/>
+        </w:rPr>
+        <w:t xml:space="preserve">Result: You have logged in as 'admin'</w:t>
+      </w:r>
+    </w:p>
+    <w:p>
+      <w:pPr>
+        <w:pStyle w:val="ListParagraph"/>
+        <w:numPr>
+          <w:ilvl w:val="0"/>
+          <w:numId w:val="1"/>
+        </w:numPr>
+      </w:pPr>
+      <w:r>
+        <w:rPr>
+          <w:rFonts w:ascii="Aptos" w:cs="Aptos" w:eastAsia="Aptos" w:hAnsi="Aptos"/>
+          <w:sz w:val="22"/>
+          <w:szCs w:val="22"/>
+        </w:rPr>
+        <w:t xml:space="preserve">Status: ✓ Authentication Bypass Confirmed</w:t>
+      </w:r>
+    </w:p>
+    <w:p>
+      <w:pPr>
+        <w:spacing w:after="80" w:before="200"/>
+        <w:rPr>
+          <w:b/>
+          <w:bCs/>
+        </w:rPr>
+      </w:pPr>
+      <w:r>
+        <w:rPr>
+          <w:rFonts w:ascii="Aptos" w:cs="Aptos" w:eastAsia="Aptos" w:hAnsi="Aptos"/>
+          <w:b/>
+          <w:bCs/>
+          <w:sz w:val="22"/>
+          <w:szCs w:val="22"/>
+        </w:rPr>
+        <w:t xml:space="preserve">Evidence Files</w:t>
+      </w:r>
+    </w:p>
+    <w:p>
+      <w:pPr>
+        <w:pStyle w:val="ListParagraph"/>
+        <w:numPr>
+          <w:ilvl w:val="0"/>
+          <w:numId w:val="1"/>
+        </w:numPr>
+      </w:pPr>
+      <w:r>
+        <w:rPr>
+          <w:rFonts w:ascii="Aptos" w:cs="Aptos" w:eastAsia="Aptos" w:hAnsi="Aptos"/>
+          <w:sz w:val="22"/>
+          <w:szCs w:val="22"/>
+        </w:rPr>
+        <w:t xml:space="preserve">001-sqli-injection-request.txt — OR payload request</w:t>
+      </w:r>
+    </w:p>
+    <w:p>
+      <w:pPr>
+        <w:pStyle w:val="ListParagraph"/>
+        <w:numPr>
+          <w:ilvl w:val="0"/>
+          <w:numId w:val="1"/>
+        </w:numPr>
+      </w:pPr>
+      <w:r>
+        <w:rPr>
+          <w:rFonts w:ascii="Aptos" w:cs="Aptos" w:eastAsia="Aptos" w:hAnsi="Aptos"/>
+          <w:sz w:val="22"/>
+          <w:szCs w:val="22"/>
+        </w:rPr>
+        <w:t xml:space="preserve">001-sqli-injection-response.txt — All users returned (5 records)</w:t>
+      </w:r>
+    </w:p>
+    <w:p>
+      <w:pPr>
+        <w:pStyle w:val="ListParagraph"/>
+        <w:numPr>
+          <w:ilvl w:val="0"/>
+          <w:numId w:val="1"/>
+        </w:numPr>
+      </w:pPr>
+      <w:r>
+        <w:rPr>
+          <w:rFonts w:ascii="Aptos" w:cs="Aptos" w:eastAsia="Aptos" w:hAnsi="Aptos"/>
+          <w:sz w:val="22"/>
+          <w:szCs w:val="22"/>
+        </w:rPr>
+        <w:t xml:space="preserve">001-sqli-boolean-true.txt — AND TRUE condition (1 record)</w:t>
+      </w:r>
+    </w:p>
+    <w:p>
+      <w:pPr>
+        <w:pStyle w:val="ListParagraph"/>
+        <w:numPr>
+          <w:ilvl w:val="0"/>
+          <w:numId w:val="1"/>
+        </w:numPr>
+      </w:pPr>
+      <w:r>
+        <w:rPr>
+          <w:rFonts w:ascii="Aptos" w:cs="Aptos" w:eastAsia="Aptos" w:hAnsi="Aptos"/>
+          <w:sz w:val="22"/>
+          <w:szCs w:val="22"/>
+        </w:rPr>
+        <w:t xml:space="preserve">001-sqli-boolean-false.txt — AND FALSE condition (0 records)</w:t>
+      </w:r>
+    </w:p>
+    <w:p>
+      <w:pPr>
+        <w:pStyle w:val="ListParagraph"/>
+        <w:numPr>
+          <w:ilvl w:val="0"/>
+          <w:numId w:val="1"/>
+        </w:numPr>
+      </w:pPr>
+      <w:r>
+        <w:rPr>
+          <w:rFonts w:ascii="Aptos" w:cs="Aptos" w:eastAsia="Aptos" w:hAnsi="Aptos"/>
+          <w:sz w:val="22"/>
+          <w:szCs w:val="22"/>
+        </w:rPr>
+        <w:t xml:space="preserve">POC-sql-injection-demo.md — Complete exploitation walkthrough</w:t>
+      </w:r>
+    </w:p>
+    <w:p>
+      <w:pPr>
+        <w:pStyle w:val="ListParagraph"/>
+        <w:numPr>
+          <w:ilvl w:val="0"/>
+          <w:numId w:val="1"/>
+        </w:numPr>
+      </w:pPr>
+      <w:r>
+        <w:rPr>
+          <w:rFonts w:ascii="Aptos" w:cs="Aptos" w:eastAsia="Aptos" w:hAnsi="Aptos"/>
+          <w:sz w:val="22"/>
+          <w:szCs w:val="22"/>
+        </w:rPr>
+        <w:t xml:space="preserve">001-sqli-attack-flow.txt — Step-by-step attack flow diagram</w:t>
+      </w:r>
+    </w:p>
+    <w:p>
+      <w:pPr>
+        <w:spacing w:before="200"/>
         <w:rPr>
           <w:b/>
           <w:bCs/>
